--- a/tmp/generated-docx-smoke/remunerado.docx
+++ b/tmp/generated-docx-smoke/remunerado.docx
@@ -2707,7 +2707,7 @@
           <w:sz w:val="24"/>
           <w:szCs w:val="24"/>
         </w:rPr>
-        <w:t xml:space="preserve">Paranava?/PR, 29 de abril de 2026.</w:t>
+        <w:t xml:space="preserve">Paranava?/PR, 4 de maio de 2026.</w:t>
       </w:r>
     </w:p>
     <w:p>

--- a/tmp/generated-docx-smoke/remunerado.docx
+++ b/tmp/generated-docx-smoke/remunerado.docx
@@ -184,8 +184,8 @@
       </w:tblPr>
       <w:tblGrid>
         <w:gridCol w:w="2738"/>
-        <w:gridCol w:w="2767"/>
-        <w:gridCol w:w="2378"/>
+        <w:gridCol w:w="1925"/>
+        <w:gridCol w:w="3220"/>
         <w:gridCol w:w="1764"/>
       </w:tblGrid>
       <w:tr>
@@ -398,6 +398,23 @@
               </w:rPr>
               <w:t xml:space="preserve">Área de atuação: </w:t>
             </w:r>
+            <w:r>
+              <w:rPr>
+                <w:rFonts w:ascii="Arial" w:eastAsia="Arial" w:hAnsi="Arial" w:cs="Arial"/>
+                <w:b/>
+                <w:sz w:val="24"/>
+                <w:szCs w:val="24"/>
+              </w:rPr>
+              <w:t/>
+            </w:r>
+            <w:r>
+              <w:rPr>
+                <w:rFonts w:ascii="Arial" w:eastAsia="Arial" w:hAnsi="Arial" w:cs="Arial"/>
+                <w:sz w:val="24"/>
+                <w:szCs w:val="24"/>
+              </w:rPr>
+              <w:t/>
+            </w:r>
           </w:p>
         </w:tc>
       </w:tr>
@@ -434,11 +451,28 @@
               </w:rPr>
               <w:t xml:space="preserve">Endereço: RODOVIA BR - 376</w:t>
             </w:r>
+            <w:r>
+              <w:rPr>
+                <w:rFonts w:ascii="Arial" w:eastAsia="Arial" w:hAnsi="Arial" w:cs="Arial"/>
+                <w:b/>
+                <w:sz w:val="24"/>
+                <w:szCs w:val="24"/>
+              </w:rPr>
+              <w:t/>
+            </w:r>
+            <w:r>
+              <w:rPr>
+                <w:rFonts w:ascii="Arial" w:eastAsia="Arial" w:hAnsi="Arial" w:cs="Arial"/>
+                <w:sz w:val="24"/>
+                <w:szCs w:val="24"/>
+              </w:rPr>
+              <w:t/>
+            </w:r>
           </w:p>
         </w:tc>
         <w:tc>
           <w:tcPr>
-            <w:tcW w:w="1763" w:type="dxa"/>
+            <w:tcW w:w="1764" w:type="dxa"/>
             <w:tcBorders>
               <w:top w:val="single" w:sz="4" w:space="0" w:color="000000"/>
               <w:bottom w:val="single" w:sz="4" w:space="0" w:color="000000"/>
@@ -461,7 +495,24 @@
                 <w:sz w:val="24"/>
                 <w:szCs w:val="24"/>
               </w:rPr>
-              <w:t xml:space="preserve">n?: S/N</w:t>
+              <w:t xml:space="preserve">nº: S/N</w:t>
+            </w:r>
+            <w:r>
+              <w:rPr>
+                <w:rFonts w:ascii="Arial" w:eastAsia="Arial" w:hAnsi="Arial" w:cs="Arial"/>
+                <w:b/>
+                <w:sz w:val="24"/>
+                <w:szCs w:val="24"/>
+              </w:rPr>
+              <w:t/>
+            </w:r>
+            <w:r>
+              <w:rPr>
+                <w:rFonts w:ascii="Arial" w:eastAsia="Arial" w:hAnsi="Arial" w:cs="Arial"/>
+                <w:sz w:val="24"/>
+                <w:szCs w:val="24"/>
+              </w:rPr>
+              <w:t/>
             </w:r>
           </w:p>
         </w:tc>
@@ -498,11 +549,28 @@
               </w:rPr>
               <w:t xml:space="preserve">Complemento: KM 111 LOTE 08 09 03 E 04</w:t>
             </w:r>
+            <w:r>
+              <w:rPr>
+                <w:rFonts w:ascii="Arial" w:eastAsia="Arial" w:hAnsi="Arial" w:cs="Arial"/>
+                <w:b/>
+                <w:sz w:val="24"/>
+                <w:szCs w:val="24"/>
+              </w:rPr>
+              <w:t/>
+            </w:r>
+            <w:r>
+              <w:rPr>
+                <w:rFonts w:ascii="Arial" w:eastAsia="Arial" w:hAnsi="Arial" w:cs="Arial"/>
+                <w:sz w:val="24"/>
+                <w:szCs w:val="24"/>
+              </w:rPr>
+              <w:t/>
+            </w:r>
           </w:p>
         </w:tc>
         <w:tc>
           <w:tcPr>
-            <w:tcW w:w="2767" w:type="dxa"/>
+            <w:tcW w:w="1925" w:type="dxa"/>
             <w:tcBorders>
               <w:top w:val="single" w:sz="4" w:space="0" w:color="000000"/>
               <w:bottom w:val="single" w:sz="4" w:space="0" w:color="000000"/>
@@ -527,11 +595,28 @@
               </w:rPr>
               <w:t xml:space="preserve">Bairro: DISTRITO INDUSTRIAL (SUMARE)</w:t>
             </w:r>
+            <w:r>
+              <w:rPr>
+                <w:rFonts w:ascii="Arial" w:eastAsia="Arial" w:hAnsi="Arial" w:cs="Arial"/>
+                <w:b/>
+                <w:sz w:val="24"/>
+                <w:szCs w:val="24"/>
+              </w:rPr>
+              <w:t/>
+            </w:r>
+            <w:r>
+              <w:rPr>
+                <w:rFonts w:ascii="Arial" w:eastAsia="Arial" w:hAnsi="Arial" w:cs="Arial"/>
+                <w:sz w:val="24"/>
+                <w:szCs w:val="24"/>
+              </w:rPr>
+              <w:t/>
+            </w:r>
           </w:p>
         </w:tc>
         <w:tc>
           <w:tcPr>
-            <w:tcW w:w="2378" w:type="dxa"/>
+            <w:tcW w:w="3220" w:type="dxa"/>
             <w:tcBorders>
               <w:top w:val="single" w:sz="4" w:space="0" w:color="000000"/>
               <w:bottom w:val="single" w:sz="4" w:space="0" w:color="000000"/>
@@ -556,11 +641,28 @@
               </w:rPr>
               <w:t xml:space="preserve">Cidade: PARANAVAÍ</w:t>
             </w:r>
+            <w:r>
+              <w:rPr>
+                <w:rFonts w:ascii="Arial" w:eastAsia="Arial" w:hAnsi="Arial" w:cs="Arial"/>
+                <w:b/>
+                <w:sz w:val="24"/>
+                <w:szCs w:val="24"/>
+              </w:rPr>
+              <w:t/>
+            </w:r>
+            <w:r>
+              <w:rPr>
+                <w:rFonts w:ascii="Arial" w:eastAsia="Arial" w:hAnsi="Arial" w:cs="Arial"/>
+                <w:sz w:val="24"/>
+                <w:szCs w:val="24"/>
+              </w:rPr>
+              <w:t/>
+            </w:r>
           </w:p>
         </w:tc>
         <w:tc>
           <w:tcPr>
-            <w:tcW w:w="1763" w:type="dxa"/>
+            <w:tcW w:w="1764" w:type="dxa"/>
             <w:tcBorders>
               <w:top w:val="single" w:sz="4" w:space="0" w:color="000000"/>
               <w:bottom w:val="single" w:sz="4" w:space="0" w:color="000000"/>
@@ -585,6 +687,23 @@
               </w:rPr>
               <w:t xml:space="preserve">Estado: PR</w:t>
             </w:r>
+            <w:r>
+              <w:rPr>
+                <w:rFonts w:ascii="Arial" w:eastAsia="Arial" w:hAnsi="Arial" w:cs="Arial"/>
+                <w:b/>
+                <w:sz w:val="24"/>
+                <w:szCs w:val="24"/>
+              </w:rPr>
+              <w:t/>
+            </w:r>
+            <w:r>
+              <w:rPr>
+                <w:rFonts w:ascii="Arial" w:eastAsia="Arial" w:hAnsi="Arial" w:cs="Arial"/>
+                <w:sz w:val="24"/>
+                <w:szCs w:val="24"/>
+              </w:rPr>
+              <w:t/>
+            </w:r>
           </w:p>
         </w:tc>
       </w:tr>
@@ -595,7 +714,7 @@
         </w:trPr>
         <w:tc>
           <w:tcPr>
-            <w:tcW w:w="5505" w:type="dxa"/>
+            <w:tcW w:w="4663" w:type="dxa"/>
             <w:gridSpan w:val="2"/>
             <w:tcBorders>
               <w:top w:val="single" w:sz="4" w:space="0" w:color="000000"/>
@@ -619,13 +738,30 @@
                 <w:sz w:val="24"/>
                 <w:szCs w:val="24"/>
               </w:rPr>
-              <w:t xml:space="preserve">CEP: 87.720-140</w:t>
+              <w:t xml:space="preserve">CEP: 87.720-140  Telefone: (44) 99999-0000</w:t>
+            </w:r>
+            <w:r>
+              <w:rPr>
+                <w:rFonts w:ascii="Arial" w:eastAsia="Arial" w:hAnsi="Arial" w:cs="Arial"/>
+                <w:b/>
+                <w:sz w:val="24"/>
+                <w:szCs w:val="24"/>
+              </w:rPr>
+              <w:t/>
+            </w:r>
+            <w:r>
+              <w:rPr>
+                <w:rFonts w:ascii="Arial" w:eastAsia="Arial" w:hAnsi="Arial" w:cs="Arial"/>
+                <w:sz w:val="24"/>
+                <w:szCs w:val="24"/>
+              </w:rPr>
+              <w:t/>
             </w:r>
           </w:p>
         </w:tc>
         <w:tc>
           <w:tcPr>
-            <w:tcW w:w="4141" w:type="dxa"/>
+            <w:tcW w:w="4984" w:type="dxa"/>
             <w:gridSpan w:val="2"/>
             <w:tcBorders>
               <w:top w:val="single" w:sz="4" w:space="0" w:color="000000"/>
@@ -647,7 +783,33 @@
                 <w:sz w:val="24"/>
                 <w:szCs w:val="24"/>
               </w:rPr>
-              <w:t xml:space="preserve">WhatsApp: (44) 3045-1500</w:t>
+              <w:t xml:space="preserve">Responsável pelo estágio ou setor: Responsável Teste  Telefone direto: (44) 3045-1500</w:t>
+            </w:r>
+            <w:r>
+              <w:rPr>
+                <w:rFonts w:ascii="Arial" w:eastAsia="Arial" w:hAnsi="Arial" w:cs="Arial"/>
+                <w:sz w:val="24"/>
+                <w:szCs w:val="24"/>
+              </w:rPr>
+              <w:br/>
+              <w:t/>
+            </w:r>
+            <w:r>
+              <w:rPr>
+                <w:rFonts w:ascii="Arial" w:eastAsia="Arial" w:hAnsi="Arial" w:cs="Arial"/>
+                <w:b/>
+                <w:sz w:val="24"/>
+                <w:szCs w:val="24"/>
+              </w:rPr>
+              <w:t/>
+            </w:r>
+            <w:r>
+              <w:rPr>
+                <w:rFonts w:ascii="Arial" w:eastAsia="Arial" w:hAnsi="Arial" w:cs="Arial"/>
+                <w:sz w:val="24"/>
+                <w:szCs w:val="24"/>
+              </w:rPr>
+              <w:t/>
             </w:r>
           </w:p>
         </w:tc>
@@ -659,7 +821,7 @@
         </w:trPr>
         <w:tc>
           <w:tcPr>
-            <w:tcW w:w="5505" w:type="dxa"/>
+            <w:tcW w:w="4663" w:type="dxa"/>
             <w:gridSpan w:val="2"/>
             <w:tcBorders>
               <w:top w:val="single" w:sz="4" w:space="0" w:color="000000"/>
@@ -686,6 +848,15 @@
               </w:rPr>
               <w:t xml:space="preserve">Representante: VILMAR JOSE MARQUES</w:t>
             </w:r>
+            <w:r>
+              <w:rPr>
+                <w:rFonts w:ascii="Arial" w:eastAsia="Arial" w:hAnsi="Arial" w:cs="Arial"/>
+                <w:b/>
+                <w:sz w:val="24"/>
+                <w:szCs w:val="24"/>
+              </w:rPr>
+              <w:t/>
+            </w:r>
           </w:p>
           <w:p>
             <w:pPr>
@@ -741,7 +912,7 @@
         </w:tc>
         <w:tc>
           <w:tcPr>
-            <w:tcW w:w="4141" w:type="dxa"/>
+            <w:tcW w:w="4984" w:type="dxa"/>
             <w:gridSpan w:val="2"/>
             <w:tcBorders>
               <w:top w:val="single" w:sz="4" w:space="0" w:color="000000"/>
@@ -766,6 +937,15 @@
                 <w:szCs w:val="24"/>
               </w:rPr>
               <w:t xml:space="preserve">Cargo: Sócio-Administrador</w:t>
+            </w:r>
+            <w:r>
+              <w:rPr>
+                <w:rFonts w:ascii="Arial" w:eastAsia="Arial" w:hAnsi="Arial" w:cs="Arial"/>
+                <w:b/>
+                <w:sz w:val="24"/>
+                <w:szCs w:val="24"/>
+              </w:rPr>
+              <w:t/>
             </w:r>
           </w:p>
         </w:tc>
@@ -805,6 +985,33 @@
               </w:rPr>
               <w:t xml:space="preserve">E-mail para assinatura digital: assinatura@example.com</w:t>
             </w:r>
+            <w:r>
+              <w:rPr>
+                <w:rFonts w:ascii="Arial" w:eastAsia="Arial" w:hAnsi="Arial" w:cs="Arial"/>
+                <w:b/>
+                <w:sz w:val="24"/>
+                <w:szCs w:val="24"/>
+              </w:rPr>
+              <w:t/>
+            </w:r>
+            <w:r>
+              <w:rPr>
+                <w:rFonts w:ascii="Arial" w:eastAsia="Arial" w:hAnsi="Arial" w:cs="Arial"/>
+                <w:b/>
+                <w:sz w:val="24"/>
+                <w:szCs w:val="24"/>
+              </w:rPr>
+              <w:t/>
+            </w:r>
+            <w:r>
+              <w:rPr>
+                <w:rFonts w:ascii="Arial" w:eastAsia="Arial" w:hAnsi="Arial" w:cs="Arial"/>
+                <w:b/>
+                <w:sz w:val="24"/>
+                <w:szCs w:val="24"/>
+              </w:rPr>
+              <w:t/>
+            </w:r>
           </w:p>
         </w:tc>
       </w:tr>
@@ -943,6 +1150,7 @@
           <w:sz w:val="24"/>
           <w:szCs w:val="24"/>
         </w:rPr>
+        <w:lastRenderedPageBreak/>
         <w:t>1.1 - </w:t>
       </w:r>
       <w:r>
@@ -951,16 +1159,7 @@
           <w:sz w:val="24"/>
           <w:szCs w:val="24"/>
         </w:rPr>
-        <w:t xml:space="preserve">O presente Termo de Convênio tem por objeto o desenvolvimento de atividades conjuntas para a operacionalização de programas de estágio: obrigatório e não-obrigatório, </w:t>
-      </w:r>
-      <w:r>
-        <w:rPr>
-          <w:rFonts w:ascii="Arial" w:eastAsia="Arial" w:hAnsi="Arial" w:cs="Arial"/>
-          <w:sz w:val="24"/>
-          <w:szCs w:val="24"/>
-        </w:rPr>
-        <w:lastRenderedPageBreak/>
-        <w:t>que será sempre de interesse curricular, com previsão no Projeto Pedagógico do respectivo Curso, constituindo-se em meio para que os discentes, futuros profissionais das diferentes áreas do saber, tenham treinamento prático na linha de sua formação, em situações reais de vida e trabalho, nos termos da Lei nº 11.788 de 25 de Setembro de 2008 e demais legislações regulamentadoras.</w:t>
+        <w:t>O presente Termo de Convênio tem por objeto o desenvolvimento de atividades conjuntas para a operacionalização de programas de estágio: obrigatório e não-obrigatório, que será sempre de interesse curricular, com previsão no Projeto Pedagógico do respectivo Curso, constituindo-se em meio para que os discentes, futuros profissionais das diferentes áreas do saber, tenham treinamento prático na linha de sua formação, em situações reais de vida e trabalho, nos termos da Lei nº 11.788 de 25 de Setembro de 2008 e demais legislações regulamentadoras.</w:t>
       </w:r>
     </w:p>
     <w:p>
@@ -1365,7 +1564,6 @@
           <w:sz w:val="24"/>
           <w:szCs w:val="24"/>
         </w:rPr>
-        <w:lastRenderedPageBreak/>
         <w:t>Desenvolver esforços oferecendo oportunidades de estágio, adequadas à proposta pedagógica do curso, à etapa e modalidade de formação escolar do discente e ao horário e calendário escolar;</w:t>
       </w:r>
     </w:p>
@@ -2707,7 +2905,70 @@
           <w:sz w:val="24"/>
           <w:szCs w:val="24"/>
         </w:rPr>
-        <w:t xml:space="preserve">Paranava?/PR, 4 de maio de 2026.</w:t>
+        <w:t xml:space="preserve">Paranavaí/PR, 4 de maio de 2026</w:t>
+      </w:r>
+      <w:proofErr w:type="gramStart"/>
+      <w:r>
+        <w:rPr>
+          <w:rFonts w:ascii="Arial" w:eastAsia="Arial" w:hAnsi="Arial" w:cs="Arial"/>
+          <w:sz w:val="24"/>
+          <w:szCs w:val="24"/>
+        </w:rPr>
+        <w:t/>
+      </w:r>
+      <w:r>
+        <w:rPr>
+          <w:rFonts w:ascii="Arial" w:eastAsia="Arial" w:hAnsi="Arial" w:cs="Arial"/>
+          <w:b/>
+          <w:sz w:val="24"/>
+          <w:szCs w:val="24"/>
+        </w:rPr>
+        <w:t/>
+      </w:r>
+      <w:proofErr w:type="gramEnd"/>
+      <w:r>
+        <w:rPr>
+          <w:rFonts w:ascii="Arial" w:eastAsia="Arial" w:hAnsi="Arial" w:cs="Arial"/>
+          <w:b/>
+          <w:sz w:val="24"/>
+          <w:szCs w:val="24"/>
+        </w:rPr>
+        <w:t/>
+      </w:r>
+      <w:r>
+        <w:rPr>
+          <w:rFonts w:ascii="Arial" w:eastAsia="Arial" w:hAnsi="Arial" w:cs="Arial"/>
+          <w:b/>
+          <w:color w:val="FF0000"/>
+          <w:sz w:val="24"/>
+          <w:szCs w:val="24"/>
+        </w:rPr>
+        <w:t/>
+      </w:r>
+      <w:r>
+        <w:rPr>
+          <w:rFonts w:ascii="Arial" w:eastAsia="Arial" w:hAnsi="Arial" w:cs="Arial"/>
+          <w:sz w:val="24"/>
+          <w:szCs w:val="24"/>
+        </w:rPr>
+        <w:t/>
+      </w:r>
+      <w:r>
+        <w:rPr>
+          <w:rFonts w:ascii="Arial" w:eastAsia="Arial" w:hAnsi="Arial" w:cs="Arial"/>
+          <w:b/>
+          <w:sz w:val="24"/>
+          <w:szCs w:val="24"/>
+        </w:rPr>
+        <w:t/>
+      </w:r>
+      <w:r>
+        <w:rPr>
+          <w:rFonts w:ascii="Arial" w:eastAsia="Arial" w:hAnsi="Arial" w:cs="Arial"/>
+          <w:sz w:val="24"/>
+          <w:szCs w:val="24"/>
+        </w:rPr>
+        <w:t/>
       </w:r>
     </w:p>
     <w:p>
@@ -4194,6 +4455,7 @@
   <w:style w:type="character" w:default="1" w:styleId="Fontepargpadro">
     <w:name w:val="Default Paragraph Font"/>
     <w:uiPriority w:val="1"/>
+    <w:semiHidden/>
     <w:unhideWhenUsed/>
   </w:style>
   <w:style w:type="table" w:default="1" w:styleId="Tabelanormal">
